--- a/plantilla/p1.docx
+++ b/plantilla/p1.docx
@@ -228,7 +228,7 @@
               </wp:anchor>
             </w:drawing>
           </mc:Choice>
-          <mc:Fallback xmlns:cr="http://schemas.microsoft.com/office/comments/2020/reactions" xmlns="http://schemas.microsoft.com/office/tasks/2019/documenttasks" xmlns:dgm="http://schemas.openxmlformats.org/drawingml/2006/diagram" xmlns:lc="http://schemas.openxmlformats.org/drawingml/2006/lockedCanvas" xmlns:c="http://schemas.openxmlformats.org/drawingml/2006/chart" xmlns:pic="http://schemas.openxmlformats.org/drawingml/2006/picture" xmlns:a="http://schemas.openxmlformats.org/drawingml/2006/main" xmlns:sl="http://schemas.openxmlformats.org/schemaLibrary/2006/main">
+          <mc:Fallback xmlns:sl="http://schemas.openxmlformats.org/schemaLibrary/2006/main" xmlns:a="http://schemas.openxmlformats.org/drawingml/2006/main" xmlns:pic="http://schemas.openxmlformats.org/drawingml/2006/picture" xmlns:c="http://schemas.openxmlformats.org/drawingml/2006/chart" xmlns:lc="http://schemas.openxmlformats.org/drawingml/2006/lockedCanvas" xmlns:dgm="http://schemas.openxmlformats.org/drawingml/2006/diagram" xmlns="http://schemas.microsoft.com/office/tasks/2019/documenttasks" xmlns:cr="http://schemas.microsoft.com/office/comments/2020/reactions">
             <w:drawing>
               <wp:anchor allowOverlap="1" behindDoc="0" distB="0" distT="0" distL="0" distR="0" hidden="0" layoutInCell="1" locked="0" relativeHeight="0" simplePos="0">
                 <wp:simplePos x="0" y="0"/>
@@ -357,7 +357,7 @@
               </wp:anchor>
             </w:drawing>
           </mc:Choice>
-          <mc:Fallback xmlns:cr="http://schemas.microsoft.com/office/comments/2020/reactions" xmlns="http://schemas.microsoft.com/office/tasks/2019/documenttasks" xmlns:dgm="http://schemas.openxmlformats.org/drawingml/2006/diagram" xmlns:lc="http://schemas.openxmlformats.org/drawingml/2006/lockedCanvas" xmlns:c="http://schemas.openxmlformats.org/drawingml/2006/chart" xmlns:pic="http://schemas.openxmlformats.org/drawingml/2006/picture" xmlns:a="http://schemas.openxmlformats.org/drawingml/2006/main" xmlns:sl="http://schemas.openxmlformats.org/schemaLibrary/2006/main">
+          <mc:Fallback xmlns:sl="http://schemas.openxmlformats.org/schemaLibrary/2006/main" xmlns:a="http://schemas.openxmlformats.org/drawingml/2006/main" xmlns:pic="http://schemas.openxmlformats.org/drawingml/2006/picture" xmlns:c="http://schemas.openxmlformats.org/drawingml/2006/chart" xmlns:lc="http://schemas.openxmlformats.org/drawingml/2006/lockedCanvas" xmlns:dgm="http://schemas.openxmlformats.org/drawingml/2006/diagram" xmlns="http://schemas.microsoft.com/office/tasks/2019/documenttasks" xmlns:cr="http://schemas.microsoft.com/office/comments/2020/reactions">
             <w:drawing>
               <wp:anchor allowOverlap="1" behindDoc="0" distB="0" distT="0" distL="0" distR="0" hidden="0" layoutInCell="1" locked="0" relativeHeight="0" simplePos="0">
                 <wp:simplePos x="0" y="0"/>
@@ -693,10 +693,17 @@
           <w:between w:val="nil"/>
         </w:pBdr>
         <w:spacing w:before="198"/>
+        <w:ind w:firstLine="304"/>
         <w:rPr>
           <w:color w:val="000000"/>
         </w:rPr>
       </w:pPr>
+      <w:r>
+        <w:rPr>
+          <w:color w:val="000000"/>
+        </w:rPr>
+        <w:t xml:space="preserve"> </w:t>
+      </w:r>
       <w:r>
         <w:rPr>
           <w:color w:val="000000"/>
